--- a/Disha/Disha Certificate.docx
+++ b/Disha/Disha Certificate.docx
@@ -412,7 +412,7 @@
           <v:shape id="_x0000_i1025" type="#_x0000_t75" style="width:175.5pt;height:163.5pt" o:ole="">
             <v:imagedata r:id="rId8" o:title=""/>
           </v:shape>
-          <o:OLEObject Type="Embed" ProgID="MSPhotoEd.3" ShapeID="_x0000_i1025" DrawAspect="Content" ObjectID="_1832770504" r:id="rId9"/>
+          <o:OLEObject Type="Embed" ProgID="MSPhotoEd.3" ShapeID="_x0000_i1025" DrawAspect="Content" ObjectID="_1833458684" r:id="rId9"/>
         </w:object>
       </w:r>
     </w:p>
@@ -1474,6 +1474,14 @@
           <w:szCs w:val="32"/>
         </w:rPr>
         <w:t xml:space="preserve"> </w:t>
+      </w:r>
+      <w:r>
+        <w:rPr>
+          <w:rFonts w:ascii="Times New Roman" w:hAnsi="Times New Roman"/>
+          <w:sz w:val="32"/>
+          <w:szCs w:val="32"/>
+        </w:rPr>
+        <w:t xml:space="preserve">    </w:t>
       </w:r>
       <w:r>
         <w:rPr>
@@ -1711,7 +1719,15 @@
           <w:sz w:val="28"/>
           <w:szCs w:val="28"/>
         </w:rPr>
-        <w:t>_______</w:t>
+        <w:t>2613237509</w:t>
+      </w:r>
+      <w:r>
+        <w:rPr>
+          <w:rFonts w:ascii="Times New Roman" w:hAnsi="Times New Roman"/>
+          <w:sz w:val="28"/>
+          <w:szCs w:val="28"/>
+        </w:rPr>
+        <w:t>_</w:t>
       </w:r>
       <w:r>
         <w:rPr>
@@ -3417,24 +3433,12 @@
       <w:r>
         <w:rPr>
           <w:rFonts w:ascii="Times New Roman" w:hAnsi="Times New Roman"/>
-          <w:sz w:val="28"/>
-          <w:szCs w:val="28"/>
-        </w:rPr>
-        <w:t>_______________</w:t>
-      </w:r>
-    </w:p>
-    <w:p>
-      <w:pPr>
-        <w:spacing w:after="0"/>
-        <w:jc w:val="center"/>
-        <w:rPr>
-          <w:rFonts w:ascii="Times New Roman" w:hAnsi="Times New Roman" w:cs="Times New Roman"/>
-          <w:b/>
-          <w:sz w:val="28"/>
-          <w:szCs w:val="28"/>
-          <w:u w:val="single"/>
-        </w:rPr>
-      </w:pPr>
+          <w:b/>
+          <w:sz w:val="28"/>
+          <w:szCs w:val="28"/>
+        </w:rPr>
+        <w:t>2613237509</w:t>
+      </w:r>
     </w:p>
     <w:p>
       <w:pPr>
@@ -4447,7 +4451,7 @@
                 <w:sz w:val="28"/>
                 <w:szCs w:val="28"/>
               </w:rPr>
-              <w:t>16</w:t>
+              <w:t>18</w:t>
             </w:r>
           </w:p>
         </w:tc>
@@ -4524,7 +4528,7 @@
                 <w:sz w:val="28"/>
                 <w:szCs w:val="28"/>
               </w:rPr>
-              <w:t>17-19</w:t>
+              <w:t>19-22</w:t>
             </w:r>
           </w:p>
         </w:tc>
@@ -4601,15 +4605,7 @@
                 <w:sz w:val="28"/>
                 <w:szCs w:val="28"/>
               </w:rPr>
-              <w:t>20-</w:t>
-            </w:r>
-            <w:r>
-              <w:rPr>
-                <w:rFonts w:ascii="Times New Roman" w:hAnsi="Times New Roman" w:cs="Times New Roman"/>
-                <w:sz w:val="28"/>
-                <w:szCs w:val="28"/>
-              </w:rPr>
-              <w:t>22</w:t>
+              <w:t>23-25</w:t>
             </w:r>
           </w:p>
         </w:tc>
@@ -4686,7 +4682,7 @@
                 <w:sz w:val="28"/>
                 <w:szCs w:val="28"/>
               </w:rPr>
-              <w:t>23-25</w:t>
+              <w:t>26-28</w:t>
             </w:r>
           </w:p>
         </w:tc>
@@ -4764,15 +4760,7 @@
                 <w:sz w:val="28"/>
                 <w:szCs w:val="28"/>
               </w:rPr>
-              <w:t>26</w:t>
-            </w:r>
-            <w:r>
-              <w:rPr>
-                <w:rFonts w:ascii="Times New Roman" w:hAnsi="Times New Roman" w:cs="Times New Roman"/>
-                <w:sz w:val="28"/>
-                <w:szCs w:val="28"/>
-              </w:rPr>
-              <w:t>-29</w:t>
+              <w:t>29-33</w:t>
             </w:r>
           </w:p>
         </w:tc>
@@ -4849,15 +4837,7 @@
                 <w:sz w:val="28"/>
                 <w:szCs w:val="28"/>
               </w:rPr>
-              <w:t>30</w:t>
-            </w:r>
-            <w:r>
-              <w:rPr>
-                <w:rFonts w:ascii="Times New Roman" w:hAnsi="Times New Roman" w:cs="Times New Roman"/>
-                <w:sz w:val="28"/>
-                <w:szCs w:val="28"/>
-              </w:rPr>
-              <w:t>-32</w:t>
+              <w:t>34-36</w:t>
             </w:r>
           </w:p>
         </w:tc>
@@ -4950,15 +4930,7 @@
                 <w:sz w:val="28"/>
                 <w:szCs w:val="28"/>
               </w:rPr>
-              <w:t>33-</w:t>
-            </w:r>
-            <w:r>
-              <w:rPr>
-                <w:rFonts w:ascii="Times New Roman" w:hAnsi="Times New Roman" w:cs="Times New Roman"/>
-                <w:sz w:val="28"/>
-                <w:szCs w:val="28"/>
-              </w:rPr>
-              <w:t>35</w:t>
+              <w:t>37-39</w:t>
             </w:r>
           </w:p>
         </w:tc>
@@ -5035,7 +5007,7 @@
                 <w:sz w:val="28"/>
                 <w:szCs w:val="28"/>
               </w:rPr>
-              <w:t>36-38</w:t>
+              <w:t>40-42</w:t>
             </w:r>
           </w:p>
         </w:tc>
@@ -5128,15 +5100,7 @@
                 <w:sz w:val="28"/>
                 <w:szCs w:val="28"/>
               </w:rPr>
-              <w:t>39-</w:t>
-            </w:r>
-            <w:r>
-              <w:rPr>
-                <w:rFonts w:ascii="Times New Roman" w:hAnsi="Times New Roman" w:cs="Times New Roman"/>
-                <w:sz w:val="28"/>
-                <w:szCs w:val="28"/>
-              </w:rPr>
-              <w:t>69</w:t>
+              <w:t>43-74</w:t>
             </w:r>
           </w:p>
         </w:tc>
@@ -5213,7 +5177,7 @@
                 <w:sz w:val="28"/>
                 <w:szCs w:val="28"/>
               </w:rPr>
-              <w:t>70</w:t>
+              <w:t>75</w:t>
             </w:r>
           </w:p>
         </w:tc>
@@ -5290,7 +5254,7 @@
                 <w:sz w:val="28"/>
                 <w:szCs w:val="28"/>
               </w:rPr>
-              <w:t>71</w:t>
+              <w:t>76</w:t>
             </w:r>
           </w:p>
         </w:tc>
@@ -5369,7 +5333,7 @@
                 <w:sz w:val="28"/>
                 <w:szCs w:val="28"/>
               </w:rPr>
-              <w:t>72</w:t>
+              <w:t>77</w:t>
             </w:r>
           </w:p>
         </w:tc>
@@ -5451,7 +5415,7 @@
                 <w:sz w:val="28"/>
                 <w:szCs w:val="28"/>
               </w:rPr>
-              <w:t>73</w:t>
+              <w:t>78</w:t>
             </w:r>
             <w:bookmarkStart w:id="0" w:name="_GoBack"/>
             <w:bookmarkEnd w:id="0"/>
@@ -9775,7 +9739,7 @@
 </file>
 
 <file path=customXml/itemProps1.xml><?xml version="1.0" encoding="utf-8"?>
-<ds:datastoreItem xmlns:ds="http://schemas.openxmlformats.org/officeDocument/2006/customXml" ds:itemID="{47016930-E219-4EC6-9449-755F278065E5}">
+<ds:datastoreItem xmlns:ds="http://schemas.openxmlformats.org/officeDocument/2006/customXml" ds:itemID="{2053F0D7-DF14-4A32-82AB-F9B18DD5A047}">
   <ds:schemaRefs>
     <ds:schemaRef ds:uri="http://schemas.openxmlformats.org/officeDocument/2006/bibliography"/>
   </ds:schemaRefs>
